--- a/NIKUNJ GUPTA RESUME.docx
+++ b/NIKUNJ GUPTA RESUME.docx
@@ -31,7 +31,7 @@
           <w:color w:val="222222"/>
           <w:sz w:val="21"/>
         </w:rPr>
-        <w:t>SENIOR DATA ANALYST  |  BUSINESS INTELLIGENCE  |  AUTOMATION</w:t>
+        <w:t>DATA ARCHITECT  |  PRINCIPAL DEVELOPER</w:t>
       </w:r>
     </w:p>
     <w:p>

--- a/NIKUNJ GUPTA RESUME.docx
+++ b/NIKUNJ GUPTA RESUME.docx
@@ -31,7 +31,7 @@
           <w:color w:val="222222"/>
           <w:sz w:val="21"/>
         </w:rPr>
-        <w:t>DATA ARCHITECT  |  PRINCIPAL DEVELOPER</w:t>
+        <w:t>PRINCIPAL DEVELOPER  |  DATA ARCHITECT</w:t>
       </w:r>
     </w:p>
     <w:p>

--- a/NIKUNJ GUPTA RESUME.docx
+++ b/NIKUNJ GUPTA RESUME.docx
@@ -94,7 +94,7 @@
         <w:widowControl/>
       </w:pPr>
       <w:r>
-        <w:t>Senior data analytics and business intelligence professional with 15+ years of experience transforming complex, high-volume data into actionable insights, executive reporting, metrics systems, and automated workflows. Proven record building Power BI-ready data structures, developing KPI and operational reporting, and delivering accurate, time-sensitive analysis to leadership and business stakeholders. Skilled in Excel, SQL, Python, data visualization, data quality, and human-reviewed automation. Recognized for exceptional accuracy, ownership, clear communication, and cross-functional collaboration.</w:t>
+        <w:t>Principal Developer and Data Architect with 15+ years of experience designing enterprise data solutions and transforming complex, high-volume data into actionable insights, executive reporting, metrics systems, and automated workflows. Proven record building Power BI-ready data structures, developing KPI and operational reporting, and delivering accurate, time-sensitive analysis to leadership and business stakeholders. Skilled in Excel, SQL, Python, data visualization, data quality, and human-reviewed automation. Recognized for exceptional accuracy, ownership, clear communication, and cross-functional collaboration.</w:t>
       </w:r>
     </w:p>
     <w:p>
